--- a/guess-what/unit-2-at-school/worksheets/worksheet-B.docx
+++ b/guess-what/unit-2-at-school/worksheets/worksheet-B.docx
@@ -1036,7 +1036,7 @@
           <w:i w:val="0"/>
           <w:sz w:val="22"/>
         </w:rPr>
-        <w:t xml:space="preserve">  ________ are the children? — They're in the dining hall.</w:t>
+        <w:t xml:space="preserve">  ________ are the children? — They're in the cafeteria.</w:t>
       </w:r>
     </w:p>
     <w:p>
@@ -1338,7 +1338,7 @@
                 <w:i w:val="0"/>
                 <w:sz w:val="22"/>
               </w:rPr>
-              <w:t>It is break time. Some boys are playing football on the sports field. Some girls are reading in the library. Mr Karimov is in the gym. He is the PE teacher.</w:t>
+              <w:t>It is break time. Some boys are playing soccer on the sports field. Some girls are reading in the library. Mr. Karimov is in the gym. He is the P.E. teacher.</w:t>
             </w:r>
           </w:p>
         </w:tc>
